--- a/docs/Borrador_Tesis_MADRL_CityLearn_Iquitos.docx
+++ b/docs/Borrador_Tesis_MADRL_CityLearn_Iquitos.docx
@@ -5487,7 +5487,7 @@
         <w:jc w:val="both"/>
       </w:pPr>
       <w:r>
-        <w:t>Observacion local Oi: variables del propio edificio (fisica del edificio, subset meteorologico, precio y predicciones, CI, estado SOC del BESS y estado de cada cargador EV).</w:t>
+        <w:t>Observacion local Oi: heterogenea por edificio (tiempo, fisica del edificio, subset meteorologico, precio, CI, estado SOC del BESS y estado de cada cargador EV); su dimension depende del numero de cargadores EV, en un rango aproximado de 57 a 330 dimensiones por agente (notebook madrl_citylearn_v3_tutorial.ipynb, Seccion 4).</w:t>
       </w:r>
     </w:p>
     <w:p>
@@ -5496,7 +5496,7 @@
         <w:jc w:val="both"/>
       </w:pPr>
       <w:r>
-        <w:t>Accion local Ai: control de HVAC, potencia de BESS (carga/descarga), potencia de carga EV por cargador y lavadora; la dimensionalidad varia por edificio (de ~2 a ~5).</w:t>
+        <w:t>Accion local Ai: heterogenea por edificio (potencia de BESS carga/descarga, potencia de carga EV por cargador y control de carga desplazable); la dimensionalidad varia de ~5 a ~44 acciones segun la flota EV del edificio (B06 con 32 y B07 con 42 cargadores concentran las acciones de mayor dimension).</w:t>
       </w:r>
     </w:p>
     <w:p>
@@ -5523,7 +5523,7 @@
         <w:jc w:val="both"/>
       </w:pPr>
       <w:r>
-        <w:t>gamma = 0.99; horizonte T = 8 760 pasos (1 ano horario).</w:t>
+        <w:t>gamma = 0.9999; horizonte T = 8 760 pasos (1 ano horario).</w:t>
       </w:r>
     </w:p>
     <w:p>
@@ -6137,7 +6137,7 @@
               <w:rPr>
                 <w:sz w:val="18"/>
               </w:rPr>
-              <w:t>0.99 (0.9999 en corrida v4)</w:t>
+              <w:t>0.9999 (canonico y corrida v4)</w:t>
             </w:r>
           </w:p>
         </w:tc>
@@ -6478,6 +6478,635 @@
         <w:t>La optimizacion automatica de hiperparametros con Optuna (TPE) queda como mejora experimental posterior; la evidencia cuantitativa se toma de la corrida vigente.</w:t>
       </w:r>
     </w:p>
+    <w:p>
+      <w:pPr>
+        <w:jc w:val="both"/>
+      </w:pPr>
+      <w:r>
+        <w:rPr>
+          <w:b w:val="0"/>
+          <w:i w:val="0"/>
+        </w:rPr>
+        <w:t>Configuracion canonica de 50 episodios (Colab A100). La corrida definitiva se ejecuta en Google Colab sobre una NVIDIA A100-SXM4-80GB en modo two_phase_happo_masac (Fase 1 HAPPO+MASAC, Fase 2 MATD3+MAAC, seis trabajos por fase). Conforme a la celda 6.1 del notebook CityLearn/examples/madrl_citylearn_v3_tutorial.ipynb (fuente unica de verdad), los hiperparametros canonicos son los siguientes:</w:t>
+      </w:r>
+    </w:p>
+    <w:p>
+      <w:r>
+        <w:rPr>
+          <w:b/>
+          <w:color w:val="595959"/>
+          <w:sz w:val="19"/>
+        </w:rPr>
+        <w:t>Tabla 4.3b. Hiperparametros canonicos de 50 episodios (Colab A100, notebook celda 6.1).</w:t>
+      </w:r>
+    </w:p>
+    <w:tbl>
+      <w:tblPr>
+        <w:tblStyle w:val="LightGrid-Accent1"/>
+        <w:tblW w:type="auto" w:w="0"/>
+        <w:jc w:val="center"/>
+        <w:tblLook w:firstColumn="1" w:firstRow="1" w:lastColumn="0" w:lastRow="0" w:noHBand="0" w:noVBand="1" w:val="04A0"/>
+      </w:tblPr>
+      <w:tblGrid>
+        <w:gridCol w:w="1824"/>
+        <w:gridCol w:w="1824"/>
+        <w:gridCol w:w="1824"/>
+        <w:gridCol w:w="1824"/>
+        <w:gridCol w:w="1824"/>
+      </w:tblGrid>
+      <w:tr>
+        <w:tc>
+          <w:tcPr>
+            <w:tcW w:type="dxa" w:w="2041"/>
+            <w:shd w:val="clear" w:color="auto" w:fill="1F4E79"/>
+          </w:tcPr>
+          <w:p>
+            <w:r/>
+            <w:r>
+              <w:rPr>
+                <w:b/>
+                <w:color w:val="FFFFFF"/>
+                <w:sz w:val="16"/>
+              </w:rPr>
+              <w:t>Parametro</w:t>
+            </w:r>
+          </w:p>
+        </w:tc>
+        <w:tc>
+          <w:tcPr>
+            <w:tcW w:type="dxa" w:w="1701"/>
+            <w:shd w:val="clear" w:color="auto" w:fill="1F4E79"/>
+          </w:tcPr>
+          <w:p>
+            <w:r/>
+            <w:r>
+              <w:rPr>
+                <w:b/>
+                <w:color w:val="FFFFFF"/>
+                <w:sz w:val="16"/>
+              </w:rPr>
+              <w:t>HAPPO</w:t>
+            </w:r>
+          </w:p>
+        </w:tc>
+        <w:tc>
+          <w:tcPr>
+            <w:tcW w:type="dxa" w:w="2041"/>
+            <w:shd w:val="clear" w:color="auto" w:fill="1F4E79"/>
+          </w:tcPr>
+          <w:p>
+            <w:r/>
+            <w:r>
+              <w:rPr>
+                <w:b/>
+                <w:color w:val="FFFFFF"/>
+                <w:sz w:val="16"/>
+              </w:rPr>
+              <w:t>MASAC</w:t>
+            </w:r>
+          </w:p>
+        </w:tc>
+        <w:tc>
+          <w:tcPr>
+            <w:tcW w:type="dxa" w:w="1701"/>
+            <w:shd w:val="clear" w:color="auto" w:fill="1F4E79"/>
+          </w:tcPr>
+          <w:p>
+            <w:r/>
+            <w:r>
+              <w:rPr>
+                <w:b/>
+                <w:color w:val="FFFFFF"/>
+                <w:sz w:val="16"/>
+              </w:rPr>
+              <w:t>MATD3</w:t>
+            </w:r>
+          </w:p>
+        </w:tc>
+        <w:tc>
+          <w:tcPr>
+            <w:tcW w:type="dxa" w:w="1701"/>
+            <w:shd w:val="clear" w:color="auto" w:fill="1F4E79"/>
+          </w:tcPr>
+          <w:p>
+            <w:r/>
+            <w:r>
+              <w:rPr>
+                <w:b/>
+                <w:color w:val="FFFFFF"/>
+                <w:sz w:val="16"/>
+              </w:rPr>
+              <w:t>MAAC</w:t>
+            </w:r>
+          </w:p>
+        </w:tc>
+      </w:tr>
+      <w:tr>
+        <w:tc>
+          <w:tcPr>
+            <w:tcW w:type="dxa" w:w="2041"/>
+          </w:tcPr>
+          <w:p>
+            <w:r/>
+            <w:r>
+              <w:rPr>
+                <w:sz w:val="16"/>
+              </w:rPr>
+              <w:t>Episodios x pasos</w:t>
+            </w:r>
+          </w:p>
+        </w:tc>
+        <w:tc>
+          <w:tcPr>
+            <w:tcW w:type="dxa" w:w="1701"/>
+          </w:tcPr>
+          <w:p>
+            <w:r/>
+            <w:r>
+              <w:rPr>
+                <w:sz w:val="16"/>
+              </w:rPr>
+              <w:t>50 x 8 760</w:t>
+            </w:r>
+          </w:p>
+        </w:tc>
+        <w:tc>
+          <w:tcPr>
+            <w:tcW w:type="dxa" w:w="2041"/>
+          </w:tcPr>
+          <w:p>
+            <w:r/>
+            <w:r>
+              <w:rPr>
+                <w:sz w:val="16"/>
+              </w:rPr>
+              <w:t>50 x 8 760</w:t>
+            </w:r>
+          </w:p>
+        </w:tc>
+        <w:tc>
+          <w:tcPr>
+            <w:tcW w:type="dxa" w:w="1701"/>
+          </w:tcPr>
+          <w:p>
+            <w:r/>
+            <w:r>
+              <w:rPr>
+                <w:sz w:val="16"/>
+              </w:rPr>
+              <w:t>50 x 8 760</w:t>
+            </w:r>
+          </w:p>
+        </w:tc>
+        <w:tc>
+          <w:tcPr>
+            <w:tcW w:type="dxa" w:w="1701"/>
+          </w:tcPr>
+          <w:p>
+            <w:r/>
+            <w:r>
+              <w:rPr>
+                <w:sz w:val="16"/>
+              </w:rPr>
+              <w:t>50 x 8 760</w:t>
+            </w:r>
+          </w:p>
+        </w:tc>
+      </w:tr>
+      <w:tr>
+        <w:tc>
+          <w:tcPr>
+            <w:tcW w:type="dxa" w:w="2041"/>
+          </w:tcPr>
+          <w:p>
+            <w:r/>
+            <w:r>
+              <w:rPr>
+                <w:sz w:val="16"/>
+              </w:rPr>
+              <w:t>gamma</w:t>
+            </w:r>
+          </w:p>
+        </w:tc>
+        <w:tc>
+          <w:tcPr>
+            <w:tcW w:type="dxa" w:w="1701"/>
+          </w:tcPr>
+          <w:p>
+            <w:r/>
+            <w:r>
+              <w:rPr>
+                <w:sz w:val="16"/>
+              </w:rPr>
+              <w:t>0.9999</w:t>
+            </w:r>
+          </w:p>
+        </w:tc>
+        <w:tc>
+          <w:tcPr>
+            <w:tcW w:type="dxa" w:w="2041"/>
+          </w:tcPr>
+          <w:p>
+            <w:r/>
+            <w:r>
+              <w:rPr>
+                <w:sz w:val="16"/>
+              </w:rPr>
+              <w:t>0.9999</w:t>
+            </w:r>
+          </w:p>
+        </w:tc>
+        <w:tc>
+          <w:tcPr>
+            <w:tcW w:type="dxa" w:w="1701"/>
+          </w:tcPr>
+          <w:p>
+            <w:r/>
+            <w:r>
+              <w:rPr>
+                <w:sz w:val="16"/>
+              </w:rPr>
+              <w:t>0.9999</w:t>
+            </w:r>
+          </w:p>
+        </w:tc>
+        <w:tc>
+          <w:tcPr>
+            <w:tcW w:type="dxa" w:w="1701"/>
+          </w:tcPr>
+          <w:p>
+            <w:r/>
+            <w:r>
+              <w:rPr>
+                <w:sz w:val="16"/>
+              </w:rPr>
+              <w:t>0.9999</w:t>
+            </w:r>
+          </w:p>
+        </w:tc>
+      </w:tr>
+      <w:tr>
+        <w:tc>
+          <w:tcPr>
+            <w:tcW w:type="dxa" w:w="2041"/>
+          </w:tcPr>
+          <w:p>
+            <w:r/>
+            <w:r>
+              <w:rPr>
+                <w:sz w:val="16"/>
+              </w:rPr>
+              <w:t>hidden_size</w:t>
+            </w:r>
+          </w:p>
+        </w:tc>
+        <w:tc>
+          <w:tcPr>
+            <w:tcW w:type="dxa" w:w="1701"/>
+          </w:tcPr>
+          <w:p>
+            <w:r/>
+            <w:r>
+              <w:rPr>
+                <w:sz w:val="16"/>
+              </w:rPr>
+              <w:t>[512, 512]</w:t>
+            </w:r>
+          </w:p>
+        </w:tc>
+        <w:tc>
+          <w:tcPr>
+            <w:tcW w:type="dxa" w:w="2041"/>
+          </w:tcPr>
+          <w:p>
+            <w:r/>
+            <w:r>
+              <w:rPr>
+                <w:sz w:val="16"/>
+              </w:rPr>
+              <w:t>rnn 64 / qmix 32 / hyper 64</w:t>
+            </w:r>
+          </w:p>
+        </w:tc>
+        <w:tc>
+          <w:tcPr>
+            <w:tcW w:type="dxa" w:w="1701"/>
+          </w:tcPr>
+          <w:p>
+            <w:r/>
+            <w:r>
+              <w:rPr>
+                <w:sz w:val="16"/>
+              </w:rPr>
+              <w:t>768</w:t>
+            </w:r>
+          </w:p>
+        </w:tc>
+        <w:tc>
+          <w:tcPr>
+            <w:tcW w:type="dxa" w:w="1701"/>
+          </w:tcPr>
+          <w:p>
+            <w:r/>
+            <w:r>
+              <w:rPr>
+                <w:sz w:val="16"/>
+              </w:rPr>
+              <w:t>768</w:t>
+            </w:r>
+          </w:p>
+        </w:tc>
+      </w:tr>
+      <w:tr>
+        <w:tc>
+          <w:tcPr>
+            <w:tcW w:type="dxa" w:w="2041"/>
+          </w:tcPr>
+          <w:p>
+            <w:r/>
+            <w:r>
+              <w:rPr>
+                <w:sz w:val="16"/>
+              </w:rPr>
+              <w:t>Buffer</w:t>
+            </w:r>
+          </w:p>
+        </w:tc>
+        <w:tc>
+          <w:tcPr>
+            <w:tcW w:type="dxa" w:w="1701"/>
+          </w:tcPr>
+          <w:p>
+            <w:r/>
+            <w:r>
+              <w:rPr>
+                <w:sz w:val="16"/>
+              </w:rPr>
+              <w:t>on-policy</w:t>
+            </w:r>
+          </w:p>
+        </w:tc>
+        <w:tc>
+          <w:tcPr>
+            <w:tcW w:type="dxa" w:w="2041"/>
+          </w:tcPr>
+          <w:p>
+            <w:r/>
+            <w:r>
+              <w:rPr>
+                <w:sz w:val="16"/>
+              </w:rPr>
+              <w:t>2 ep (replay CPU)</w:t>
+            </w:r>
+          </w:p>
+        </w:tc>
+        <w:tc>
+          <w:tcPr>
+            <w:tcW w:type="dxa" w:w="1701"/>
+          </w:tcPr>
+          <w:p>
+            <w:r/>
+            <w:r>
+              <w:rPr>
+                <w:sz w:val="16"/>
+              </w:rPr>
+              <w:t>2 000 000</w:t>
+            </w:r>
+          </w:p>
+        </w:tc>
+        <w:tc>
+          <w:tcPr>
+            <w:tcW w:type="dxa" w:w="1701"/>
+          </w:tcPr>
+          <w:p>
+            <w:r/>
+            <w:r>
+              <w:rPr>
+                <w:sz w:val="16"/>
+              </w:rPr>
+              <w:t>1 000 000</w:t>
+            </w:r>
+          </w:p>
+        </w:tc>
+      </w:tr>
+      <w:tr>
+        <w:tc>
+          <w:tcPr>
+            <w:tcW w:type="dxa" w:w="2041"/>
+          </w:tcPr>
+          <w:p>
+            <w:r/>
+            <w:r>
+              <w:rPr>
+                <w:sz w:val="16"/>
+              </w:rPr>
+              <w:t>Batch</w:t>
+            </w:r>
+          </w:p>
+        </w:tc>
+        <w:tc>
+          <w:tcPr>
+            <w:tcW w:type="dxa" w:w="1701"/>
+          </w:tcPr>
+          <w:p>
+            <w:r/>
+            <w:r>
+              <w:rPr>
+                <w:sz w:val="16"/>
+              </w:rPr>
+              <w:t>rollout</w:t>
+            </w:r>
+          </w:p>
+        </w:tc>
+        <w:tc>
+          <w:tcPr>
+            <w:tcW w:type="dxa" w:w="2041"/>
+          </w:tcPr>
+          <w:p>
+            <w:r/>
+            <w:r>
+              <w:rPr>
+                <w:sz w:val="16"/>
+              </w:rPr>
+              <w:t>512 (critic_batch 1 ep)</w:t>
+            </w:r>
+          </w:p>
+        </w:tc>
+        <w:tc>
+          <w:tcPr>
+            <w:tcW w:type="dxa" w:w="1701"/>
+          </w:tcPr>
+          <w:p>
+            <w:r/>
+            <w:r>
+              <w:rPr>
+                <w:sz w:val="16"/>
+              </w:rPr>
+              <w:t>1 024 (GPU 1 280)</w:t>
+            </w:r>
+          </w:p>
+        </w:tc>
+        <w:tc>
+          <w:tcPr>
+            <w:tcW w:type="dxa" w:w="1701"/>
+          </w:tcPr>
+          <w:p>
+            <w:r/>
+            <w:r>
+              <w:rPr>
+                <w:sz w:val="16"/>
+              </w:rPr>
+              <w:t>512 (GPU 768)</w:t>
+            </w:r>
+          </w:p>
+        </w:tc>
+      </w:tr>
+      <w:tr>
+        <w:tc>
+          <w:tcPr>
+            <w:tcW w:type="dxa" w:w="2041"/>
+          </w:tcPr>
+          <w:p>
+            <w:r/>
+            <w:r>
+              <w:rPr>
+                <w:sz w:val="16"/>
+              </w:rPr>
+              <w:t>LR actor / critico</w:t>
+            </w:r>
+          </w:p>
+        </w:tc>
+        <w:tc>
+          <w:tcPr>
+            <w:tcW w:type="dxa" w:w="1701"/>
+          </w:tcPr>
+          <w:p>
+            <w:r/>
+            <w:r>
+              <w:rPr>
+                <w:sz w:val="16"/>
+              </w:rPr>
+              <w:t>1e-4 / 5e-4</w:t>
+            </w:r>
+          </w:p>
+        </w:tc>
+        <w:tc>
+          <w:tcPr>
+            <w:tcW w:type="dxa" w:w="2041"/>
+          </w:tcPr>
+          <w:p>
+            <w:r/>
+            <w:r>
+              <w:rPr>
+                <w:sz w:val="16"/>
+              </w:rPr>
+              <w:t>3e-4 / 5e-4</w:t>
+            </w:r>
+          </w:p>
+        </w:tc>
+        <w:tc>
+          <w:tcPr>
+            <w:tcW w:type="dxa" w:w="1701"/>
+          </w:tcPr>
+          <w:p>
+            <w:r/>
+            <w:r>
+              <w:rPr>
+                <w:sz w:val="16"/>
+              </w:rPr>
+              <w:t>3e-4 / 3e-4</w:t>
+            </w:r>
+          </w:p>
+        </w:tc>
+        <w:tc>
+          <w:tcPr>
+            <w:tcW w:type="dxa" w:w="1701"/>
+          </w:tcPr>
+          <w:p>
+            <w:r/>
+            <w:r>
+              <w:rPr>
+                <w:sz w:val="16"/>
+              </w:rPr>
+              <w:t>3e-4 / 1e-3</w:t>
+            </w:r>
+          </w:p>
+        </w:tc>
+      </w:tr>
+      <w:tr>
+        <w:tc>
+          <w:tcPr>
+            <w:tcW w:type="dxa" w:w="2041"/>
+          </w:tcPr>
+          <w:p>
+            <w:r/>
+            <w:r>
+              <w:rPr>
+                <w:sz w:val="16"/>
+              </w:rPr>
+              <w:t>Especificos</w:t>
+            </w:r>
+          </w:p>
+        </w:tc>
+        <w:tc>
+          <w:tcPr>
+            <w:tcW w:type="dxa" w:w="1701"/>
+          </w:tcPr>
+          <w:p>
+            <w:r/>
+            <w:r>
+              <w:rPr>
+                <w:sz w:val="16"/>
+              </w:rPr>
+              <w:t>clip 0.2, GAE 0.95, epochs 5</w:t>
+            </w:r>
+          </w:p>
+        </w:tc>
+        <w:tc>
+          <w:tcPr>
+            <w:tcW w:type="dxa" w:w="2041"/>
+          </w:tcPr>
+          <w:p>
+            <w:r/>
+            <w:r>
+              <w:rPr>
+                <w:sz w:val="16"/>
+              </w:rPr>
+              <w:t>action_bins 3, 89 acc.</w:t>
+            </w:r>
+          </w:p>
+        </w:tc>
+        <w:tc>
+          <w:tcPr>
+            <w:tcW w:type="dxa" w:w="1701"/>
+          </w:tcPr>
+          <w:p>
+            <w:r/>
+            <w:r>
+              <w:rPr>
+                <w:sz w:val="16"/>
+              </w:rPr>
+              <w:t>policy_delay 2, train_int 50</w:t>
+            </w:r>
+          </w:p>
+        </w:tc>
+        <w:tc>
+          <w:tcPr>
+            <w:tcW w:type="dxa" w:w="1701"/>
+          </w:tcPr>
+          <w:p>
+            <w:r/>
+            <w:r>
+              <w:rPr>
+                <w:sz w:val="16"/>
+              </w:rPr>
+              <w:t>attend_heads 4, num_updates 12</w:t>
+            </w:r>
+          </w:p>
+        </w:tc>
+      </w:tr>
+    </w:tbl>
+    <w:p/>
     <w:p>
       <w:pPr>
         <w:pStyle w:val="Heading2"/>
@@ -7315,7 +7944,7 @@
           <w:b w:val="0"/>
           <w:i w:val="0"/>
         </w:rPr>
-        <w:t>El experimento oficial ejecuta 12 corridas (4 algoritmos x 3 escenarios, seed = 0). La configuracion canonica objetivo (workflow_manifest.json) es de 75 episodios x 8 760 pasos (657 000 pasos/corrida); la corrida local de referencia v4 completo 5 episodios x 8 760 pasos (43 800 pasos/corrida) en GPU RTX 4060 Laptop 8 GB. La paralelizacion es valida porque las corridas son experimentos independientes (Roijers et al., 2013; MALib, Zhou et al., 2021).</w:t>
+        <w:t>El experimento oficial ejecuta 12 corridas (4 algoritmos x 3 escenarios, seed = 0). La configuracion canonica objetivo es de 50 episodios x 8 760 pasos (438 000 pasos/corrida); la corrida local de referencia v4 completo 5 episodios x 8 760 pasos (43 800 pasos/corrida) en GPU RTX 4060 Laptop 8 GB. La paralelizacion es valida porque las corridas son experimentos independientes (Roijers et al., 2013; MALib, Zhou et al., 2021).</w:t>
       </w:r>
     </w:p>
     <w:p>
@@ -7668,6 +8297,18 @@
       </w:r>
     </w:p>
     <w:p>
+      <w:pPr>
+        <w:jc w:val="both"/>
+      </w:pPr>
+      <w:r>
+        <w:rPr>
+          <w:b w:val="0"/>
+          <w:i w:val="0"/>
+        </w:rPr>
+        <w:t>La corrida canonica de 50 episodios se ejecuta en Colab sobre una NVIDIA A100-SXM4-80GB (Pro+ High-RAM, ~167 GiB de RAM) mediante colab_a100_official_launcher.py en modo two_phase_happo_masac (protocolo two_phase_happo_masac_v3): la Fase 1 entrena HAPPO y MASAC y la Fase 2 MATD3 y MAAC, con seis trabajos en paralelo por fase, replay de MASAC en CPU, monitoreo con colab_a100_live_monitor.py y reanudacion intra-job mediante live_progress.json y --skip-completed. Los artefactos de esa corrida se integraran desde outputs/colab_50ep/ o desde la carpeta de Google Drive del entrenamiento. Fuente: notebook CityLearn/examples/madrl_citylearn_v3_tutorial.ipynb.</w:t>
+      </w:r>
+    </w:p>
+    <w:p>
       <w:r>
         <w:br w:type="page"/>
       </w:r>
@@ -7678,6 +8319,15 @@
       </w:pPr>
       <w:r>
         <w:t>Capitulo 5. Resultados</w:t>
+      </w:r>
+    </w:p>
+    <w:p>
+      <w:r>
+        <w:rPr>
+          <w:i/>
+          <w:color w:val="C00000"/>
+        </w:rPr>
+        <w:t>AVISO - RESULTADOS PRELIMINARES. Todas las cifras de este capitulo son PRELIMINARES y provienen de la corrida local de 5 episodios (citylearn_v3_madrl_full_20260615_074011_v4). La corrida canonica de 50 episodios se esta ejecutando en Google Colab (A100, modo two_phase_happo_masac). Al finalizar, estos valores se reemplazaran por los de 50 episodios, recalculando KPIs normalizados, pruebas estadisticas y % de mejora vs baseline, e insertando las figuras .png definitivas; los artefactos se integraran desde outputs/colab_50ep/ o la carpeta de Google Drive de la corrida. [REEMPLAZAR con resultados de la corrida canonica de 50 episodios en Colab]</w:t>
       </w:r>
     </w:p>
     <w:p>
@@ -8525,6 +9175,15 @@
     </w:tbl>
     <w:p/>
     <w:p>
+      <w:r>
+        <w:rPr>
+          <w:i/>
+          <w:color w:val="C00000"/>
+        </w:rPr>
+        <w:t>[REEMPLAZAR con resultados de la corrida canonica de 50 episodios en Colab - scores y KPIs de las Tablas 5.1 y 5.2 son preliminares (5 episodios).]</w:t>
+      </w:r>
+    </w:p>
+    <w:p>
       <w:pPr>
         <w:pStyle w:val="Heading2"/>
       </w:pPr>
@@ -8900,7 +9559,7 @@
           <w:color w:val="595959"/>
           <w:sz w:val="19"/>
         </w:rPr>
-        <w:t>Tabla 5.4. Pruebas estadisticas sobre el score global (corrida v4, n = 75 episodios agregados).</w:t>
+        <w:t>Tabla 5.4. Pruebas estadisticas sobre el score global (corrida v4 preliminar, 5 episodios).</w:t>
       </w:r>
     </w:p>
     <w:tbl>
@@ -9220,6 +9879,15 @@
       </w:tr>
     </w:tbl>
     <w:p/>
+    <w:p>
+      <w:r>
+        <w:rPr>
+          <w:i/>
+          <w:color w:val="C00000"/>
+        </w:rPr>
+        <w:t>[REEMPLAZAR con resultados de la corrida canonica de 50 episodios en Colab - comparacion vs baseline y pruebas estadisticas (Tablas 5.3 y 5.4) son preliminares.]</w:t>
+      </w:r>
+    </w:p>
     <w:p>
       <w:pPr>
         <w:pStyle w:val="Heading2"/>
@@ -9266,7 +9934,7 @@
           <w:b w:val="0"/>
           <w:i w:val="0"/>
         </w:rPr>
-        <w:t>Los resultados preliminares permiten tres lecturas. Primero, el ranking inter-algoritmo es estadisticamente significativo (Kruskal-Wallis p = 0.0459) y consistente: MATD3 —off-policy con doble critico— alcanza el mejor score global, lo que sugiere que la estabilidad del critico TD3 es ventajosa en este entorno heterogeneo de 17 agentes. Segundo, en flexibilidad (OE.1) HAPPO destaca por eje, coherente con su diseno para agentes heterogeneos y con el antecedente de Nweye et al. (2023b). Tercero, los KPIs crudos normalizados aun se situan cerca o por encima del baseline, evidenciando que el presupuesto de entrenamiento local (5 episodios) es insuficiente para que las politicas MADRL superen consistentemente a un control basado en reglas bien sintonizado. La configuracion canonica (75 episodios) y la HPO con Optuna son las palancas previstas para cerrar esta brecha en la version final de la tesis.</w:t>
+        <w:t>Los resultados preliminares permiten tres lecturas. Primero, el ranking inter-algoritmo es estadisticamente significativo (Kruskal-Wallis p = 0.0459) y consistente: MATD3 —off-policy con doble critico— alcanza el mejor score global, lo que sugiere que la estabilidad del critico TD3 es ventajosa en este entorno heterogeneo de 17 agentes. Segundo, en flexibilidad (OE.1) HAPPO destaca por eje, coherente con su diseno para agentes heterogeneos y con el antecedente de Nweye et al. (2023b). Tercero, los KPIs crudos normalizados aun se situan cerca o por encima del baseline, evidenciando que el presupuesto de entrenamiento local (5 episodios) es insuficiente para que las politicas MADRL superen consistentemente a un control basado en reglas bien sintonizado. La configuracion canonica (50 episodios) y la HPO con Optuna son las palancas previstas para cerrar esta brecha en la version final de la tesis.</w:t>
       </w:r>
     </w:p>
     <w:p>
@@ -9384,7 +10052,7 @@
         <w:jc w:val="both"/>
       </w:pPr>
       <w:r>
-        <w:t>Ejecutar la configuracion canonica de 75 episodios x 8 760 pasos (657 000 pasos/corrida), preferentemente en Colab A100, para las 12 corridas.</w:t>
+        <w:t>Ejecutar la configuracion canonica de 50 episodios x 8 760 pasos (438 000 pasos/corrida), preferentemente en Colab A100, para las 12 corridas.</w:t>
       </w:r>
     </w:p>
     <w:p>
@@ -9619,7 +10287,7 @@
               <w:rPr>
                 <w:sz w:val="18"/>
               </w:rPr>
-              <w:t>Entrenamiento E1/E2/E3 x 4 algoritmos (75 ep), evaluacion de KPIs OE.1/OE.2/OE.3.</w:t>
+              <w:t>Entrenamiento E1/E2/E3 x 4 algoritmos (50 ep), evaluacion de KPIs OE.1/OE.2/OE.3.</w:t>
             </w:r>
           </w:p>
         </w:tc>
